--- a/docs/report/02_Travel_Performance_Tests/unladen/try3/travel_test_analysis_report_try3_vi.docx
+++ b/docs/report/02_Travel_Performance_Tests/unladen/try3/travel_test_analysis_report_try3_vi.docx
@@ -2077,7 +2077,7 @@
         <w:br/>
         <w:t xml:space="preserve">  1. Cấp độ 1: Tráo đổi hai quả lốp giữa góc C và A. Nếu lỗi dòng cao/nhiệt cao di chuyển sang trục A, lỗi do quả lốp hoặc áp suất hơi lốp. Nếu lỗi vẫn ở vị trí C, tiến hành Cấp độ 2.</w:t>
         <w:br/>
-        <w:t xml:space="preserve">  2. Cấp độ 2: Tráo cụm truyền động (motor, hộp số, phanh) góc C sang góc A. Nếu lỗi vẫn ở vị trí C, nguyên nhân thuộc về kết cấu gá bánh xe hoặc đường dầu thủy lực mở phanh góc C. Nếu lỗi dịch sang vị trí A, lỗi nằm ở hộp số kẹt cơ khí hoặc má phanh bó sát của cụm truyền động.</w:t>
+        <w:t xml:space="preserve">  2. Cấp độ 2: Tráo cụm điều khiển (Zapi controller) và động cơ (motor) giữa trục C và trục A. Nếu lỗi dịch sang vị trí A, lỗi nằm ở cụm controller/motor của C. Nếu lỗi vẫn ở vị trí C, nguyên nhân thuộc về kết cấu gá bánh xe hoặc bó phanh đĩa cơ học tại góc C (lưu ý: áp suất thủy lực nhả phanh được xác nhận bằng nhau ở cả 4 góc khi mở phanh).</w:t>
       </w:r>
     </w:p>
     <w:p>
